--- a/Simulator/farm-profit-simulator.docx
+++ b/Simulator/farm-profit-simulator.docx
@@ -2200,7 +2200,7 @@
         <w:pStyle w:val="Compact"/>
       </w:pPr>
       <w:r>
-        <w:t xml:space="preserve">D1 ⭐ Simulation Product DD — the farm model, who reads the profit insights and for what decisions, fidelity-vs-charm trade-offs</w:t>
+        <w:t xml:space="preserve">D1 ⭐ Features DD — the farm model, who reads the profit insights and for what decisions, fidelity-vs-charm trade-offs</w:t>
       </w:r>
     </w:p>
     <w:p>
@@ -2224,7 +2224,7 @@
         <w:pStyle w:val="Compact"/>
       </w:pPr>
       <w:r>
-        <w:t xml:space="preserve">TU1 ⭐ UI Standards &amp; Wireframe Baseline — run-view and report flows, mobile-web readability standards</w:t>
+        <w:t xml:space="preserve">U1 ⭐ (UI/UX) UI Standards &amp; Wireframe Baseline — run-view and report flows, mobile-web readability standards</w:t>
       </w:r>
     </w:p>
     <w:p>
@@ -2275,7 +2275,7 @@
         <w:pStyle w:val="Compact"/>
       </w:pPr>
       <w:r>
-        <w:t xml:space="preserve">TU1 ⭐ Functional UI &amp; Usability — Simulator screens: scenario select · run view with pause/speed · season/batch report · settings · help; Resume/Quit apply to run sessions</w:t>
+        <w:t xml:space="preserve">U1 ⭐ (UI/UX) Functional UI &amp; Usability — Simulator screens: scenario select · run view with pause/speed · season/batch report · settings · help; Resume/Quit apply to run sessions</w:t>
       </w:r>
     </w:p>
     <w:p>

--- a/Simulator/farm-profit-simulator.docx
+++ b/Simulator/farm-profit-simulator.docx
@@ -2218,18 +2218,6 @@
     <w:p>
       <w:pPr>
         <w:numPr>
-          <w:ilvl w:val="1"/>
-          <w:numId w:val="1019"/>
-        </w:numPr>
-        <w:pStyle w:val="Compact"/>
-      </w:pPr>
-      <w:r>
-        <w:t xml:space="preserve">U1 ⭐ (UI/UX) UI Standards &amp; Wireframe Baseline — run-view and report flows, mobile-web readability standards</w:t>
-      </w:r>
-    </w:p>
-    <w:p>
-      <w:pPr>
-        <w:numPr>
           <w:ilvl w:val="0"/>
           <w:numId w:val="1018"/>
         </w:numPr>
@@ -2251,7 +2239,7 @@
         <w:pStyle w:val="Compact"/>
       </w:pPr>
       <w:r>
-        <w:t xml:space="preserve">D1 ⭐ UX validation with users interpreting season reports; final polished UI on mobile web</w:t>
+        <w:t xml:space="preserve">D1 ⭐ Features Design Iteration &amp; Showcase Readiness</w:t>
       </w:r>
     </w:p>
     <w:p>
@@ -2269,18 +2257,6 @@
     <w:p>
       <w:pPr>
         <w:numPr>
-          <w:ilvl w:val="1"/>
-          <w:numId w:val="1020"/>
-        </w:numPr>
-        <w:pStyle w:val="Compact"/>
-      </w:pPr>
-      <w:r>
-        <w:t xml:space="preserve">U1 ⭐ (UI/UX) Functional UI &amp; Usability — Simulator screens: scenario select · run view with pause/speed · season/batch report · settings · help; Resume/Quit apply to run sessions</w:t>
-      </w:r>
-    </w:p>
-    <w:p>
-      <w:pPr>
-        <w:numPr>
           <w:ilvl w:val="0"/>
           <w:numId w:val="1018"/>
         </w:numPr>
@@ -2290,6 +2266,72 @@
         <w:rPr>
           <w:b/>
         </w:rPr>
+        <w:t xml:space="preserve">UI/UX M1:</w:t>
+      </w:r>
+    </w:p>
+    <w:p>
+      <w:pPr>
+        <w:numPr>
+          <w:ilvl w:val="1"/>
+          <w:numId w:val="1021"/>
+        </w:numPr>
+        <w:pStyle w:val="Compact"/>
+      </w:pPr>
+      <w:r>
+        <w:t xml:space="preserve">U1 ⭐ UI Standards &amp; Wireframe Baseline — run-view and report flows, mobile-web readability standards</w:t>
+      </w:r>
+    </w:p>
+    <w:p>
+      <w:pPr>
+        <w:numPr>
+          <w:ilvl w:val="0"/>
+          <w:numId w:val="1018"/>
+        </w:numPr>
+        <w:pStyle w:val="Compact"/>
+      </w:pPr>
+      <w:r>
+        <w:rPr>
+          <w:b/>
+        </w:rPr>
+        <w:t xml:space="preserve">UI/UX M2:</w:t>
+      </w:r>
+    </w:p>
+    <w:p>
+      <w:pPr>
+        <w:numPr>
+          <w:ilvl w:val="1"/>
+          <w:numId w:val="1022"/>
+        </w:numPr>
+        <w:pStyle w:val="Compact"/>
+      </w:pPr>
+      <w:r>
+        <w:t xml:space="preserve">U2 ⭐ UX Validation &amp; Final Polished UI — UX validation with users interpreting season reports; final polished UI on mobile web</w:t>
+      </w:r>
+    </w:p>
+    <w:p>
+      <w:pPr>
+        <w:numPr>
+          <w:ilvl w:val="1"/>
+          <w:numId w:val="1022"/>
+        </w:numPr>
+        <w:pStyle w:val="Compact"/>
+      </w:pPr>
+      <w:r>
+        <w:t xml:space="preserve">U1 ⭐ Functional UI &amp; Usability — Simulator screens: scenario select · run view with pause/speed · season/batch report · settings · help; Resume/Quit apply to run sessions</w:t>
+      </w:r>
+    </w:p>
+    <w:p>
+      <w:pPr>
+        <w:numPr>
+          <w:ilvl w:val="0"/>
+          <w:numId w:val="1018"/>
+        </w:numPr>
+        <w:pStyle w:val="Compact"/>
+      </w:pPr>
+      <w:r>
+        <w:rPr>
+          <w:b/>
+        </w:rPr>
         <w:t xml:space="preserve">Art M1:</w:t>
       </w:r>
     </w:p>
@@ -2297,7 +2339,7 @@
       <w:pPr>
         <w:numPr>
           <w:ilvl w:val="1"/>
-          <w:numId w:val="1021"/>
+          <w:numId w:val="1023"/>
         </w:numPr>
         <w:pStyle w:val="Compact"/>
       </w:pPr>
@@ -2309,7 +2351,7 @@
       <w:pPr>
         <w:numPr>
           <w:ilvl w:val="1"/>
-          <w:numId w:val="1021"/>
+          <w:numId w:val="1023"/>
         </w:numPr>
         <w:pStyle w:val="Compact"/>
       </w:pPr>
@@ -2336,7 +2378,7 @@
       <w:pPr>
         <w:numPr>
           <w:ilvl w:val="1"/>
-          <w:numId w:val="1022"/>
+          <w:numId w:val="1024"/>
         </w:numPr>
         <w:pStyle w:val="Compact"/>
       </w:pPr>
@@ -2348,7 +2390,7 @@
       <w:pPr>
         <w:numPr>
           <w:ilvl w:val="1"/>
-          <w:numId w:val="1022"/>
+          <w:numId w:val="1024"/>
         </w:numPr>
         <w:pStyle w:val="Compact"/>
       </w:pPr>
@@ -2375,7 +2417,7 @@
       <w:pPr>
         <w:numPr>
           <w:ilvl w:val="1"/>
-          <w:numId w:val="1023"/>
+          <w:numId w:val="1025"/>
         </w:numPr>
         <w:pStyle w:val="Compact"/>
       </w:pPr>
@@ -2402,7 +2444,7 @@
       <w:pPr>
         <w:numPr>
           <w:ilvl w:val="1"/>
-          <w:numId w:val="1024"/>
+          <w:numId w:val="1026"/>
         </w:numPr>
         <w:pStyle w:val="Compact"/>
       </w:pPr>
@@ -2414,7 +2456,7 @@
       <w:pPr>
         <w:numPr>
           <w:ilvl w:val="1"/>
-          <w:numId w:val="1024"/>
+          <w:numId w:val="1026"/>
         </w:numPr>
         <w:pStyle w:val="Compact"/>
       </w:pPr>
@@ -2749,6 +2791,12 @@
     <w:abstractNumId w:val="991"/>
   </w:num>
   <w:num w:numId="1024">
+    <w:abstractNumId w:val="991"/>
+  </w:num>
+  <w:num w:numId="1025">
+    <w:abstractNumId w:val="991"/>
+  </w:num>
+  <w:num w:numId="1026">
     <w:abstractNumId w:val="991"/>
   </w:num>
 </w:numbering>

--- a/Simulator/farm-profit-simulator.docx
+++ b/Simulator/farm-profit-simulator.docx
@@ -2422,7 +2422,19 @@
         <w:pStyle w:val="Compact"/>
       </w:pPr>
       <w:r>
-        <w:t xml:space="preserve">TA1 ⭐ Audio Direction &amp; Plan — farm ambience direction + event-cue needs list (season start/end, harvest, low-cash alert, animal events)</w:t>
+        <w:t xml:space="preserve">TA1 ⭐ Overall Audio Experience — initial BGM/SFX from the week-5 needs list present and working in the prototype, suitable and correctly triggered for this project.</w:t>
+      </w:r>
+    </w:p>
+    <w:p>
+      <w:pPr>
+        <w:numPr>
+          <w:ilvl w:val="1"/>
+          <w:numId w:val="1025"/>
+        </w:numPr>
+        <w:pStyle w:val="Compact"/>
+      </w:pPr>
+      <w:r>
+        <w:t xml:space="preserve">TA2 ⭐ Audio Engine Functionality — data-driven audio pipeline (add or replace audio without recompiling) and reliable multi-channel playback.</w:t>
       </w:r>
     </w:p>
     <w:p>
@@ -2449,7 +2461,19 @@
         <w:pStyle w:val="Compact"/>
       </w:pPr>
       <w:r>
-        <w:t xml:space="preserve">TA1 ⭐ Audio Integration &amp; Quality — Simulator floor: BGM optional (ambient bed); ≥5 distinct event cues (run start/stop, harvest, alert, completion), non-intrusive and legible</w:t>
+        <w:t xml:space="preserve">TA1 ⭐ Overall Audio Experience — Simulator floor: BGM optional (ambient bed); ≥5 distinct event cues (run start/stop, harvest, alert, completion), non-intrusive and legible</w:t>
+      </w:r>
+    </w:p>
+    <w:p>
+      <w:pPr>
+        <w:numPr>
+          <w:ilvl w:val="1"/>
+          <w:numId w:val="1026"/>
+        </w:numPr>
+        <w:pStyle w:val="Compact"/>
+      </w:pPr>
+      <w:r>
+        <w:t xml:space="preserve">TA2 ⭐ Audio Engine Functionality — audio properties de/serialised and the full playback functionality the build needs (multi-channel; advanced where the project calls for it).</w:t>
       </w:r>
     </w:p>
     <w:p>

--- a/Simulator/farm-profit-simulator.docx
+++ b/Simulator/farm-profit-simulator.docx
@@ -2212,7 +2212,7 @@
         <w:pStyle w:val="Compact"/>
       </w:pPr>
       <w:r>
-        <w:t xml:space="preserve">D2 Prototype — configure a season → run → read profit results, clickable end to end</w:t>
+        <w:t xml:space="preserve">D2 Prototype — configure a season → run → read profit results, clickable end to end · prototype in Unity</w:t>
       </w:r>
     </w:p>
     <w:p>
